--- a/00-首页/题组Word/专项卷/一分册/专项卷IV-教师版.docx
+++ b/00-首页/题组Word/专项卷/一分册/专项卷IV-教师版.docx
@@ -2819,15 +2819,31 @@
         <w:rPr>
           <w:rFonts w:ascii="Times New Roman" w:hAnsi="Times New Roman" w:eastAsia="Times New Roman" w:cs="Times New Roman"/>
         </w:rPr>
-        <w:t xml:space="preserve"> FeSO</w:t>
-      </w:r>
-      <w:r>
-        <w:rPr>
-          <w:rFonts w:ascii="Times New Roman" w:hAnsi="Times New Roman" w:eastAsia="Times New Roman" w:cs="Times New Roman"/>
-          <w:vertAlign w:val="subscript"/>
-        </w:rPr>
-        <w:t>4</w:t>
-      </w:r>
+        <w:t xml:space="preserve"> </w:t>
+      </w:r>
+      <m:oMath>
+        <m:r>
+          <m:t>F</m:t>
+        </m:r>
+        <m:r>
+          <m:t>e</m:t>
+        </m:r>
+        <m:r>
+          <m:t>S</m:t>
+        </m:r>
+        <m:sSub>
+          <m:e>
+            <m:r>
+              <m:t>O</m:t>
+            </m:r>
+          </m:e>
+          <m:sub>
+            <m:r>
+              <m:t>4</m:t>
+            </m:r>
+          </m:sub>
+        </m:sSub>
+      </m:oMath>
       <w:r>
         <w:rPr>
           <w:rFonts w:ascii="Times New Roman" w:hAnsi="Times New Roman" w:eastAsia="Times New Roman" w:cs="Times New Roman"/>
@@ -4036,15 +4052,31 @@
         <w:rPr>
           <w:rFonts w:hint="eastAsia" w:ascii="Times New Roman" w:hAnsi="Times New Roman" w:eastAsia="Times New Roman" w:cs="Times New Roman"/>
         </w:rPr>
-        <w:t>，CaSO</w:t>
-      </w:r>
-      <w:r>
-        <w:rPr>
-          <w:rFonts w:hint="eastAsia" w:ascii="Times New Roman" w:hAnsi="Times New Roman" w:eastAsia="Times New Roman" w:cs="Times New Roman"/>
-          <w:vertAlign w:val="subscript"/>
-        </w:rPr>
-        <w:t>4</w:t>
-      </w:r>
+        <w:t>，</w:t>
+      </w:r>
+      <m:oMath>
+        <m:r>
+          <m:t>C</m:t>
+        </m:r>
+        <m:r>
+          <m:t>a</m:t>
+        </m:r>
+        <m:r>
+          <m:t>S</m:t>
+        </m:r>
+        <m:sSub>
+          <m:e>
+            <m:r>
+              <m:t>O</m:t>
+            </m:r>
+          </m:e>
+          <m:sub>
+            <m:r>
+              <m:t>4</m:t>
+            </m:r>
+          </m:sub>
+        </m:sSub>
+      </m:oMath>
       <w:r>
         <w:rPr>
           <w:rFonts w:ascii="Times New Roman" w:hAnsi="Times New Roman" w:eastAsia="Times New Roman" w:cs="Times New Roman"/>
@@ -4085,15 +4117,31 @@
         <w:rPr>
           <w:rFonts w:ascii="Times New Roman" w:hAnsi="Times New Roman" w:eastAsia="Times New Roman" w:cs="Times New Roman"/>
         </w:rPr>
-        <w:t xml:space="preserve"> CaSO</w:t>
-      </w:r>
-      <w:r>
-        <w:rPr>
-          <w:rFonts w:ascii="Times New Roman" w:hAnsi="Times New Roman" w:eastAsia="Times New Roman" w:cs="Times New Roman"/>
-          <w:vertAlign w:val="subscript"/>
-        </w:rPr>
-        <w:t>4</w:t>
-      </w:r>
+        <w:t xml:space="preserve"> </w:t>
+      </w:r>
+      <m:oMath>
+        <m:r>
+          <m:t>C</m:t>
+        </m:r>
+        <m:r>
+          <m:t>a</m:t>
+        </m:r>
+        <m:r>
+          <m:t>S</m:t>
+        </m:r>
+        <m:sSub>
+          <m:e>
+            <m:r>
+              <m:t>O</m:t>
+            </m:r>
+          </m:e>
+          <m:sub>
+            <m:r>
+              <m:t>4</m:t>
+            </m:r>
+          </m:sub>
+        </m:sSub>
+      </m:oMath>
       <w:r>
         <w:rPr>
           <w:rFonts w:ascii="Times New Roman" w:hAnsi="Times New Roman" w:eastAsia="Times New Roman" w:cs="Times New Roman"/>
@@ -4315,15 +4363,31 @@
         <w:rPr>
           <w:rFonts w:ascii="Times New Roman" w:hAnsi="Times New Roman" w:eastAsia="Times New Roman" w:cs="Times New Roman"/>
         </w:rPr>
-        <w:t xml:space="preserve"> CaSO</w:t>
-      </w:r>
-      <w:r>
-        <w:rPr>
-          <w:rFonts w:ascii="Times New Roman" w:hAnsi="Times New Roman" w:eastAsia="Times New Roman" w:cs="Times New Roman"/>
-          <w:vertAlign w:val="subscript"/>
-        </w:rPr>
-        <w:t>4</w:t>
-      </w:r>
+        <w:t xml:space="preserve"> </w:t>
+      </w:r>
+      <m:oMath>
+        <m:r>
+          <m:t>C</m:t>
+        </m:r>
+        <m:r>
+          <m:t>a</m:t>
+        </m:r>
+        <m:r>
+          <m:t>S</m:t>
+        </m:r>
+        <m:sSub>
+          <m:e>
+            <m:r>
+              <m:t>O</m:t>
+            </m:r>
+          </m:e>
+          <m:sub>
+            <m:r>
+              <m:t>4</m:t>
+            </m:r>
+          </m:sub>
+        </m:sSub>
+      </m:oMath>
       <w:r>
         <w:rPr>
           <w:rFonts w:ascii="Times New Roman" w:hAnsi="Times New Roman" w:eastAsia="Times New Roman" w:cs="Times New Roman"/>
@@ -6883,15 +6947,25 @@
         <w:rPr>
           <w:rFonts w:ascii="Times New Roman" w:hAnsi="Times New Roman" w:eastAsia="Times New Roman" w:cs="Times New Roman"/>
         </w:rPr>
-        <w:t xml:space="preserve"> BF</w:t>
-      </w:r>
-      <w:r>
-        <w:rPr>
-          <w:rFonts w:ascii="Times New Roman" w:hAnsi="Times New Roman" w:eastAsia="Times New Roman" w:cs="Times New Roman"/>
-          <w:vertAlign w:val="subscript"/>
-        </w:rPr>
-        <w:t>3</w:t>
-      </w:r>
+        <w:t xml:space="preserve"> </w:t>
+      </w:r>
+      <m:oMath>
+        <m:r>
+          <m:t>B</m:t>
+        </m:r>
+        <m:sSub>
+          <m:e>
+            <m:r>
+              <m:t>F</m:t>
+            </m:r>
+          </m:e>
+          <m:sub>
+            <m:r>
+              <m:t>3</m:t>
+            </m:r>
+          </m:sub>
+        </m:sSub>
+      </m:oMath>
       <w:r>
         <w:rPr>
           <w:rFonts w:ascii="Times New Roman" w:hAnsi="Times New Roman" w:eastAsia="Times New Roman" w:cs="Times New Roman"/>
@@ -6908,15 +6982,25 @@
         <w:rPr>
           <w:rFonts w:hint="eastAsia" w:ascii="Times New Roman" w:hAnsi="Times New Roman" w:eastAsia="Times New Roman" w:cs="Times New Roman"/>
         </w:rPr>
-        <w:t>，BF</w:t>
-      </w:r>
-      <w:r>
-        <w:rPr>
-          <w:rFonts w:hint="eastAsia" w:ascii="Times New Roman" w:hAnsi="Times New Roman" w:eastAsia="Times New Roman" w:cs="Times New Roman"/>
-          <w:vertAlign w:val="subscript"/>
-        </w:rPr>
-        <w:t>3</w:t>
-      </w:r>
+        <w:t>，</w:t>
+      </w:r>
+      <m:oMath>
+        <m:r>
+          <m:t>B</m:t>
+        </m:r>
+        <m:sSub>
+          <m:e>
+            <m:r>
+              <m:t>F</m:t>
+            </m:r>
+          </m:e>
+          <m:sub>
+            <m:r>
+              <m:t>3</m:t>
+            </m:r>
+          </m:sub>
+        </m:sSub>
+      </m:oMath>
       <w:r>
         <w:rPr>
           <w:rFonts w:ascii="Times New Roman" w:hAnsi="Times New Roman" w:eastAsia="Times New Roman" w:cs="Times New Roman"/>
@@ -8562,19 +8646,26 @@
       <w:pPr>
         <w:pStyle w:val="BodyText"/>
       </w:pPr>
-      <w:r>
-        <w:rPr>
-          <w:rFonts w:ascii="Times New Roman" w:hAnsi="Times New Roman" w:eastAsia="Times New Roman" w:cs="Times New Roman"/>
-        </w:rPr>
-        <w:t>PCl</w:t>
-      </w:r>
-      <w:r>
-        <w:rPr>
-          <w:rFonts w:ascii="Times New Roman" w:hAnsi="Times New Roman" w:eastAsia="Times New Roman" w:cs="Times New Roman"/>
-          <w:vertAlign w:val="subscript"/>
-        </w:rPr>
-        <w:t>5</w:t>
-      </w:r>
+      <m:oMath>
+        <m:r>
+          <m:t>P</m:t>
+        </m:r>
+        <m:r>
+          <m:t>C</m:t>
+        </m:r>
+        <m:sSub>
+          <m:e>
+            <m:r>
+              <m:t>l</m:t>
+            </m:r>
+          </m:e>
+          <m:sub>
+            <m:r>
+              <m:t>5</m:t>
+            </m:r>
+          </m:sub>
+        </m:sSub>
+      </m:oMath>
       <w:r>
         <w:rPr>
           <w:rFonts w:ascii="Times New Roman" w:hAnsi="Times New Roman" w:eastAsia="Times New Roman" w:cs="Times New Roman"/>
@@ -8894,15 +8985,28 @@
         <w:rPr>
           <w:rFonts w:ascii="Times New Roman" w:hAnsi="Times New Roman" w:eastAsia="Times New Roman" w:cs="Times New Roman"/>
         </w:rPr>
-        <w:t xml:space="preserve"> PCl</w:t>
-      </w:r>
-      <w:r>
-        <w:rPr>
-          <w:rFonts w:ascii="Times New Roman" w:hAnsi="Times New Roman" w:eastAsia="Times New Roman" w:cs="Times New Roman"/>
-          <w:vertAlign w:val="subscript"/>
-        </w:rPr>
-        <w:t>5</w:t>
-      </w:r>
+        <w:t xml:space="preserve"> </w:t>
+      </w:r>
+      <m:oMath>
+        <m:r>
+          <m:t>P</m:t>
+        </m:r>
+        <m:r>
+          <m:t>C</m:t>
+        </m:r>
+        <m:sSub>
+          <m:e>
+            <m:r>
+              <m:t>l</m:t>
+            </m:r>
+          </m:e>
+          <m:sub>
+            <m:r>
+              <m:t>5</m:t>
+            </m:r>
+          </m:sub>
+        </m:sSub>
+      </m:oMath>
       <w:r>
         <w:rPr>
           <w:rFonts w:ascii="Times New Roman" w:hAnsi="Times New Roman" w:eastAsia="Times New Roman" w:cs="Times New Roman"/>
@@ -9327,19 +9431,26 @@
           <w:numId w:val="1010"/>
         </w:numPr>
       </w:pPr>
-      <w:r>
-        <w:rPr>
-          <w:rFonts w:ascii="Times New Roman" w:hAnsi="Times New Roman" w:eastAsia="Times New Roman" w:cs="Times New Roman"/>
-        </w:rPr>
-        <w:t>PCl</w:t>
-      </w:r>
-      <w:r>
-        <w:rPr>
-          <w:rFonts w:ascii="Times New Roman" w:hAnsi="Times New Roman" w:eastAsia="Times New Roman" w:cs="Times New Roman"/>
-          <w:vertAlign w:val="subscript"/>
-        </w:rPr>
-        <w:t>5</w:t>
-      </w:r>
+      <m:oMath>
+        <m:r>
+          <m:t>P</m:t>
+        </m:r>
+        <m:r>
+          <m:t>C</m:t>
+        </m:r>
+        <m:sSub>
+          <m:e>
+            <m:r>
+              <m:t>l</m:t>
+            </m:r>
+          </m:e>
+          <m:sub>
+            <m:r>
+              <m:t>5</m:t>
+            </m:r>
+          </m:sub>
+        </m:sSub>
+      </m:oMath>
       <w:r>
         <w:rPr>
           <w:rFonts w:ascii="Times New Roman" w:hAnsi="Times New Roman" w:eastAsia="Times New Roman" w:cs="Times New Roman"/>
@@ -10990,19 +11101,23 @@
         </w:rPr>
         <w:t xml:space="preserve"> </w:t>
       </w:r>
-      <w:r>
-        <w:rPr>
-          <w:rFonts w:hint="eastAsia" w:ascii="Times New Roman" w:hAnsi="Times New Roman" w:eastAsia="Times New Roman" w:cs="Times New Roman"/>
-        </w:rPr>
-        <w:t>CS</w:t>
-      </w:r>
-      <w:r>
-        <w:rPr>
-          <w:rFonts w:hint="eastAsia" w:ascii="Times New Roman" w:hAnsi="Times New Roman" w:eastAsia="Times New Roman" w:cs="Times New Roman"/>
-          <w:vertAlign w:val="subscript"/>
-        </w:rPr>
-        <w:t>2</w:t>
-      </w:r>
+      <m:oMath>
+        <m:r>
+          <m:t>C</m:t>
+        </m:r>
+        <m:sSub>
+          <m:e>
+            <m:r>
+              <m:t>S</m:t>
+            </m:r>
+          </m:e>
+          <m:sub>
+            <m:r>
+              <m:t>2</m:t>
+            </m:r>
+          </m:sub>
+        </m:sSub>
+      </m:oMath>
       <w:r>
         <w:rPr>
           <w:rFonts w:hint="eastAsia" w:ascii="Times New Roman" w:hAnsi="Times New Roman" w:eastAsia="Times New Roman" w:cs="Times New Roman"/>
@@ -11476,15 +11591,25 @@
         <w:rPr>
           <w:rFonts w:ascii="Times New Roman" w:hAnsi="Times New Roman" w:eastAsia="Times New Roman" w:cs="Times New Roman"/>
         </w:rPr>
-        <w:t xml:space="preserve"> sp</w:t>
-      </w:r>
-      <w:r>
-        <w:rPr>
-          <w:rFonts w:ascii="Times New Roman" w:hAnsi="Times New Roman" w:eastAsia="Times New Roman" w:cs="Times New Roman"/>
-          <w:vertAlign w:val="superscript"/>
-        </w:rPr>
-        <w:t>2</w:t>
-      </w:r>
+        <w:t xml:space="preserve"> </w:t>
+      </w:r>
+      <m:oMath>
+        <m:r>
+          <m:t>s</m:t>
+        </m:r>
+        <m:sSup>
+          <m:e>
+            <m:r>
+              <m:t>p</m:t>
+            </m:r>
+          </m:e>
+          <m:sup>
+            <m:r>
+              <m:t>2</m:t>
+            </m:r>
+          </m:sup>
+        </m:sSup>
+      </m:oMath>
       <w:r>
         <w:rPr>
           <w:rFonts w:ascii="Times New Roman" w:hAnsi="Times New Roman" w:eastAsia="Times New Roman" w:cs="Times New Roman"/>
@@ -12213,15 +12338,22 @@
         <w:rPr>
           <w:rFonts w:hint="eastAsia" w:ascii="Times New Roman" w:hAnsi="Times New Roman" w:eastAsia="Times New Roman" w:cs="Times New Roman"/>
         </w:rPr>
-        <w:t>（I</w:t>
-      </w:r>
-      <w:r>
-        <w:rPr>
-          <w:rFonts w:hint="eastAsia" w:ascii="Times New Roman" w:hAnsi="Times New Roman" w:eastAsia="Times New Roman" w:cs="Times New Roman"/>
-          <w:vertAlign w:val="subscript"/>
-        </w:rPr>
-        <w:t>1</w:t>
-      </w:r>
+        <w:t>（</w:t>
+      </w:r>
+      <m:oMath>
+        <m:sSub>
+          <m:e>
+            <m:r>
+              <m:t>I</m:t>
+            </m:r>
+          </m:e>
+          <m:sub>
+            <m:r>
+              <m:t>1</m:t>
+            </m:r>
+          </m:sub>
+        </m:sSub>
+      </m:oMath>
       <w:r>
         <w:rPr>
           <w:rFonts w:hint="eastAsia" w:ascii="Times New Roman" w:hAnsi="Times New Roman" w:eastAsia="Times New Roman" w:cs="Times New Roman"/>
@@ -12250,15 +12382,22 @@
         <w:rPr>
           <w:rFonts w:hint="eastAsia" w:ascii="Times New Roman" w:hAnsi="Times New Roman" w:eastAsia="Times New Roman" w:cs="Times New Roman"/>
         </w:rPr>
-        <w:t>（I</w:t>
-      </w:r>
-      <w:r>
-        <w:rPr>
-          <w:rFonts w:hint="eastAsia" w:ascii="Times New Roman" w:hAnsi="Times New Roman" w:eastAsia="Times New Roman" w:cs="Times New Roman"/>
-          <w:vertAlign w:val="subscript"/>
-        </w:rPr>
-        <w:t>2</w:t>
-      </w:r>
+        <w:t>（</w:t>
+      </w:r>
+      <m:oMath>
+        <m:sSub>
+          <m:e>
+            <m:r>
+              <m:t>I</m:t>
+            </m:r>
+          </m:e>
+          <m:sub>
+            <m:r>
+              <m:t>2</m:t>
+            </m:r>
+          </m:sub>
+        </m:sSub>
+      </m:oMath>
       <w:r>
         <w:rPr>
           <w:rFonts w:hint="eastAsia" w:ascii="Times New Roman" w:hAnsi="Times New Roman" w:eastAsia="Times New Roman" w:cs="Times New Roman"/>
@@ -12343,20 +12482,26 @@
               <w:pStyle w:val="Compact"/>
               <w:jc w:val="center"/>
             </w:pPr>
+            <m:oMath>
+              <m:sSub>
+                <m:e>
+                  <m:r>
+                    <m:t>I</m:t>
+                  </m:r>
+                </m:e>
+                <m:sub>
+                  <m:r>
+                    <m:t>1</m:t>
+                  </m:r>
+                </m:sub>
+              </m:sSub>
+            </m:oMath>
             <w:r>
               <w:rPr>
                 <w:rFonts w:ascii="Times New Roman" w:hAnsi="Times New Roman" w:eastAsia="Times New Roman" w:cs="Times New Roman"/>
                 <w:b/>
               </w:rPr>
-              <w:t>I</w:t>
-            </w:r>
-            <w:r>
-              <w:rPr>
-                <w:rFonts w:ascii="Times New Roman" w:hAnsi="Times New Roman" w:eastAsia="Times New Roman" w:cs="Times New Roman"/>
-                <w:b/>
-                <w:vertAlign w:val="subscript"/>
-              </w:rPr>
-              <w:t>1</w:t>
+              <w:t xml:space="preserve">​</w:t>
             </w:r>
           </w:p>
         </w:tc>
@@ -12367,20 +12512,26 @@
               <w:pStyle w:val="Compact"/>
               <w:jc w:val="center"/>
             </w:pPr>
+            <m:oMath>
+              <m:sSub>
+                <m:e>
+                  <m:r>
+                    <m:t>I</m:t>
+                  </m:r>
+                </m:e>
+                <m:sub>
+                  <m:r>
+                    <m:t>2</m:t>
+                  </m:r>
+                </m:sub>
+              </m:sSub>
+            </m:oMath>
             <w:r>
               <w:rPr>
                 <w:rFonts w:ascii="Times New Roman" w:hAnsi="Times New Roman" w:eastAsia="Times New Roman" w:cs="Times New Roman"/>
                 <w:b/>
               </w:rPr>
-              <w:t>I</w:t>
-            </w:r>
-            <w:r>
-              <w:rPr>
-                <w:rFonts w:ascii="Times New Roman" w:hAnsi="Times New Roman" w:eastAsia="Times New Roman" w:cs="Times New Roman"/>
-                <w:b/>
-                <w:vertAlign w:val="subscript"/>
-              </w:rPr>
-              <w:t>2</w:t>
+              <w:t xml:space="preserve">​</w:t>
             </w:r>
           </w:p>
         </w:tc>
@@ -12511,15 +12662,22 @@
         <w:rPr>
           <w:rFonts w:hint="eastAsia" w:ascii="Times New Roman" w:hAnsi="Times New Roman" w:eastAsia="Times New Roman" w:cs="Times New Roman"/>
         </w:rPr>
-        <w:t>，C</w:t>
-      </w:r>
-      <w:r>
-        <w:rPr>
-          <w:rFonts w:hint="eastAsia" w:ascii="Times New Roman" w:hAnsi="Times New Roman" w:eastAsia="Times New Roman" w:cs="Times New Roman"/>
-          <w:vertAlign w:val="subscript"/>
-        </w:rPr>
-        <w:t>60</w:t>
-      </w:r>
+        <w:t>，</w:t>
+      </w:r>
+      <m:oMath>
+        <m:sSub>
+          <m:e>
+            <m:r>
+              <m:t>C</m:t>
+            </m:r>
+          </m:e>
+          <m:sub>
+            <m:r>
+              <m:t>60</m:t>
+            </m:r>
+          </m:sub>
+        </m:sSub>
+      </m:oMath>
       <w:r>
         <w:rPr>
           <w:rFonts w:ascii="Times New Roman" w:hAnsi="Times New Roman" w:eastAsia="Times New Roman" w:cs="Times New Roman"/>
@@ -12548,15 +12706,22 @@
         <w:rPr>
           <w:rFonts w:ascii="Times New Roman" w:hAnsi="Times New Roman" w:eastAsia="Times New Roman" w:cs="Times New Roman"/>
         </w:rPr>
-        <w:t xml:space="preserve"> C</w:t>
-      </w:r>
-      <w:r>
-        <w:rPr>
-          <w:rFonts w:ascii="Times New Roman" w:hAnsi="Times New Roman" w:eastAsia="Times New Roman" w:cs="Times New Roman"/>
-          <w:vertAlign w:val="subscript"/>
-        </w:rPr>
-        <w:t>60</w:t>
-      </w:r>
+        <w:t xml:space="preserve"> </w:t>
+      </w:r>
+      <m:oMath>
+        <m:sSub>
+          <m:e>
+            <m:r>
+              <m:t>C</m:t>
+            </m:r>
+          </m:e>
+          <m:sub>
+            <m:r>
+              <m:t>60</m:t>
+            </m:r>
+          </m:sub>
+        </m:sSub>
+      </m:oMath>
       <w:r>
         <w:rPr>
           <w:rFonts w:ascii="Times New Roman" w:hAnsi="Times New Roman" w:eastAsia="Times New Roman" w:cs="Times New Roman"/>
@@ -12633,15 +12798,22 @@
         <w:rPr>
           <w:rFonts w:ascii="Times New Roman" w:hAnsi="Times New Roman" w:eastAsia="Times New Roman" w:cs="Times New Roman"/>
         </w:rPr>
-        <w:t xml:space="preserve"> C</w:t>
-      </w:r>
-      <w:r>
-        <w:rPr>
-          <w:rFonts w:ascii="Times New Roman" w:hAnsi="Times New Roman" w:eastAsia="Times New Roman" w:cs="Times New Roman"/>
-          <w:vertAlign w:val="subscript"/>
-        </w:rPr>
-        <w:t>60</w:t>
-      </w:r>
+        <w:t xml:space="preserve"> </w:t>
+      </w:r>
+      <m:oMath>
+        <m:sSub>
+          <m:e>
+            <m:r>
+              <m:t>C</m:t>
+            </m:r>
+          </m:e>
+          <m:sub>
+            <m:r>
+              <m:t>60</m:t>
+            </m:r>
+          </m:sub>
+        </m:sSub>
+      </m:oMath>
       <w:r>
         <w:rPr>
           <w:rFonts w:ascii="Times New Roman" w:hAnsi="Times New Roman" w:eastAsia="Times New Roman" w:cs="Times New Roman"/>
@@ -12849,15 +13021,28 @@
         <w:rPr>
           <w:rFonts w:ascii="Times New Roman" w:hAnsi="Times New Roman" w:eastAsia="Times New Roman" w:cs="Times New Roman"/>
         </w:rPr>
-        <w:t xml:space="preserve"> Cl</w:t>
-      </w:r>
-      <w:r>
-        <w:rPr>
-          <w:rFonts w:ascii="Times New Roman" w:hAnsi="Times New Roman" w:eastAsia="Times New Roman" w:cs="Times New Roman"/>
-          <w:vertAlign w:val="superscript"/>
-        </w:rPr>
-        <w:t>-</w:t>
-      </w:r>
+        <w:t xml:space="preserve"> </w:t>
+      </w:r>
+      <m:oMath>
+        <m:r>
+          <m:t>C</m:t>
+        </m:r>
+        <m:sSup>
+          <m:e>
+            <m:r>
+              <m:t>l</m:t>
+            </m:r>
+          </m:e>
+          <m:sup>
+            <m:r>
+              <m:rPr>
+                <m:sty m:val="p"/>
+              </m:rPr>
+              <m:t>−</m:t>
+            </m:r>
+          </m:sup>
+        </m:sSup>
+      </m:oMath>
       <w:r>
         <w:rPr>
           <w:rFonts w:ascii="Times New Roman" w:hAnsi="Times New Roman" w:eastAsia="Times New Roman" w:cs="Times New Roman"/>
@@ -12886,15 +13071,28 @@
         <w:rPr>
           <w:rFonts w:ascii="Times New Roman" w:hAnsi="Times New Roman" w:eastAsia="Times New Roman" w:cs="Times New Roman"/>
         </w:rPr>
-        <w:t xml:space="preserve"> Na</w:t>
-      </w:r>
-      <w:r>
-        <w:rPr>
-          <w:rFonts w:ascii="Times New Roman" w:hAnsi="Times New Roman" w:eastAsia="Times New Roman" w:cs="Times New Roman"/>
-          <w:vertAlign w:val="superscript"/>
-        </w:rPr>
-        <w:t>+</w:t>
-      </w:r>
+        <w:t xml:space="preserve"> </w:t>
+      </w:r>
+      <m:oMath>
+        <m:r>
+          <m:t>N</m:t>
+        </m:r>
+        <m:sSup>
+          <m:e>
+            <m:r>
+              <m:t>a</m:t>
+            </m:r>
+          </m:e>
+          <m:sup>
+            <m:r>
+              <m:rPr>
+                <m:sty m:val="p"/>
+              </m:rPr>
+              <m:t>+</m:t>
+            </m:r>
+          </m:sup>
+        </m:sSup>
+      </m:oMath>
       <w:r>
         <w:rPr>
           <w:rFonts w:ascii="Times New Roman" w:hAnsi="Times New Roman" w:eastAsia="Times New Roman" w:cs="Times New Roman"/>
@@ -13127,15 +13325,25 @@
         <w:rPr>
           <w:rFonts w:ascii="Times New Roman" w:hAnsi="Times New Roman" w:eastAsia="Times New Roman" w:cs="Times New Roman"/>
         </w:rPr>
-        <w:t xml:space="preserve"> CO</w:t>
-      </w:r>
-      <w:r>
-        <w:rPr>
-          <w:rFonts w:ascii="Times New Roman" w:hAnsi="Times New Roman" w:eastAsia="Times New Roman" w:cs="Times New Roman"/>
-          <w:vertAlign w:val="subscript"/>
-        </w:rPr>
-        <w:t>2</w:t>
-      </w:r>
+        <w:t xml:space="preserve"> </w:t>
+      </w:r>
+      <m:oMath>
+        <m:r>
+          <m:t>C</m:t>
+        </m:r>
+        <m:sSub>
+          <m:e>
+            <m:r>
+              <m:t>O</m:t>
+            </m:r>
+          </m:e>
+          <m:sub>
+            <m:r>
+              <m:t>2</m:t>
+            </m:r>
+          </m:sub>
+        </m:sSub>
+      </m:oMath>
       <w:r>
         <w:rPr>
           <w:rFonts w:ascii="Times New Roman" w:hAnsi="Times New Roman" w:eastAsia="Times New Roman" w:cs="Times New Roman"/>
@@ -13254,19 +13462,26 @@
         </w:rPr>
         <w:t xml:space="preserve"> </w:t>
       </w:r>
-      <w:r>
-        <w:rPr>
-          <w:rFonts w:hint="eastAsia" w:ascii="Times New Roman" w:hAnsi="Times New Roman" w:eastAsia="Times New Roman" w:cs="Times New Roman"/>
-        </w:rPr>
-        <w:t>Na</w:t>
-      </w:r>
-      <w:r>
-        <w:rPr>
-          <w:rFonts w:hint="eastAsia" w:ascii="Times New Roman" w:hAnsi="Times New Roman" w:eastAsia="Times New Roman" w:cs="Times New Roman"/>
-          <w:vertAlign w:val="superscript"/>
-        </w:rPr>
-        <w:t>+</w:t>
-      </w:r>
+      <m:oMath>
+        <m:r>
+          <m:t>N</m:t>
+        </m:r>
+        <m:sSup>
+          <m:e>
+            <m:r>
+              <m:t>a</m:t>
+            </m:r>
+          </m:e>
+          <m:sup>
+            <m:r>
+              <m:rPr>
+                <m:sty m:val="p"/>
+              </m:rPr>
+              <m:t>+</m:t>
+            </m:r>
+          </m:sup>
+        </m:sSup>
+      </m:oMath>
       <w:r>
         <w:rPr>
           <w:rFonts w:hint="eastAsia" w:ascii="Times New Roman" w:hAnsi="Times New Roman" w:eastAsia="Times New Roman" w:cs="Times New Roman"/>
@@ -13285,24 +13500,31 @@
         </w:rPr>
         <w:t xml:space="preserve"> </w:t>
       </w:r>
-      <w:r>
-        <w:rPr>
-          <w:rFonts w:hint="eastAsia" w:ascii="Times New Roman" w:hAnsi="Times New Roman" w:eastAsia="Times New Roman" w:cs="Times New Roman"/>
-        </w:rPr>
-        <w:t>Cl</w:t>
-      </w:r>
-      <w:r>
-        <w:rPr>
-          <w:rFonts w:hint="eastAsia" w:ascii="Times New Roman" w:hAnsi="Times New Roman" w:eastAsia="Times New Roman" w:cs="Times New Roman"/>
-          <w:vertAlign w:val="superscript"/>
-        </w:rPr>
-        <w:t>-</w:t>
-      </w:r>
-      <w:r>
-        <w:rPr>
-          <w:rFonts w:hint="eastAsia" w:ascii="Times New Roman" w:hAnsi="Times New Roman" w:eastAsia="Times New Roman" w:cs="Times New Roman"/>
-        </w:rPr>
-        <w:t>）（</w:t>
+      <m:oMath>
+        <m:r>
+          <m:t>C</m:t>
+        </m:r>
+        <m:sSup>
+          <m:e>
+            <m:r>
+              <m:t>l</m:t>
+            </m:r>
+          </m:e>
+          <m:sup>
+            <m:r>
+              <m:rPr>
+                <m:sty m:val="p"/>
+              </m:rPr>
+              <m:t>−</m:t>
+            </m:r>
+          </m:sup>
+        </m:sSup>
+      </m:oMath>
+      <w:r>
+        <w:rPr>
+          <w:rFonts w:hint="eastAsia" w:ascii="Times New Roman" w:hAnsi="Times New Roman" w:eastAsia="Times New Roman" w:cs="Times New Roman"/>
+        </w:rPr>
+        <w:t xml:space="preserve">）（</w:t>
       </w:r>
       <w:r>
         <w:rPr>
@@ -13511,15 +13733,25 @@
         <w:rPr>
           <w:rFonts w:ascii="Times New Roman" w:hAnsi="Times New Roman" w:eastAsia="Times New Roman" w:cs="Times New Roman"/>
         </w:rPr>
-        <w:t xml:space="preserve"> CO</w:t>
-      </w:r>
-      <w:r>
-        <w:rPr>
-          <w:rFonts w:ascii="Times New Roman" w:hAnsi="Times New Roman" w:eastAsia="Times New Roman" w:cs="Times New Roman"/>
-          <w:vertAlign w:val="subscript"/>
-        </w:rPr>
-        <w:t>2</w:t>
-      </w:r>
+        <w:t xml:space="preserve"> </w:t>
+      </w:r>
+      <m:oMath>
+        <m:r>
+          <m:t>C</m:t>
+        </m:r>
+        <m:sSub>
+          <m:e>
+            <m:r>
+              <m:t>O</m:t>
+            </m:r>
+          </m:e>
+          <m:sub>
+            <m:r>
+              <m:t>2</m:t>
+            </m:r>
+          </m:sub>
+        </m:sSub>
+      </m:oMath>
       <w:r>
         <w:rPr>
           <w:rFonts w:ascii="Times New Roman" w:hAnsi="Times New Roman" w:eastAsia="Times New Roman" w:cs="Times New Roman"/>
@@ -13548,15 +13780,25 @@
         <w:rPr>
           <w:rFonts w:ascii="Times New Roman" w:hAnsi="Times New Roman" w:eastAsia="Times New Roman" w:cs="Times New Roman"/>
         </w:rPr>
-        <w:t xml:space="preserve"> CO</w:t>
-      </w:r>
-      <w:r>
-        <w:rPr>
-          <w:rFonts w:ascii="Times New Roman" w:hAnsi="Times New Roman" w:eastAsia="Times New Roman" w:cs="Times New Roman"/>
-          <w:vertAlign w:val="subscript"/>
-        </w:rPr>
-        <w:t>2</w:t>
-      </w:r>
+        <w:t xml:space="preserve"> </w:t>
+      </w:r>
+      <m:oMath>
+        <m:r>
+          <m:t>C</m:t>
+        </m:r>
+        <m:sSub>
+          <m:e>
+            <m:r>
+              <m:t>O</m:t>
+            </m:r>
+          </m:e>
+          <m:sub>
+            <m:r>
+              <m:t>2</m:t>
+            </m:r>
+          </m:sub>
+        </m:sSub>
+      </m:oMath>
       <w:r>
         <w:rPr>
           <w:rFonts w:ascii="Times New Roman" w:hAnsi="Times New Roman" w:eastAsia="Times New Roman" w:cs="Times New Roman"/>
@@ -13602,15 +13844,25 @@
         <w:rPr>
           <w:rFonts w:ascii="Times New Roman" w:hAnsi="Times New Roman" w:eastAsia="Times New Roman" w:cs="Times New Roman"/>
         </w:rPr>
-        <w:t xml:space="preserve"> CO</w:t>
-      </w:r>
-      <w:r>
-        <w:rPr>
-          <w:rFonts w:ascii="Times New Roman" w:hAnsi="Times New Roman" w:eastAsia="Times New Roman" w:cs="Times New Roman"/>
-          <w:vertAlign w:val="subscript"/>
-        </w:rPr>
-        <w:t>2</w:t>
-      </w:r>
+        <w:t xml:space="preserve"> </w:t>
+      </w:r>
+      <m:oMath>
+        <m:r>
+          <m:t>C</m:t>
+        </m:r>
+        <m:sSub>
+          <m:e>
+            <m:r>
+              <m:t>O</m:t>
+            </m:r>
+          </m:e>
+          <m:sub>
+            <m:r>
+              <m:t>2</m:t>
+            </m:r>
+          </m:sub>
+        </m:sSub>
+      </m:oMath>
       <w:r>
         <w:rPr>
           <w:rFonts w:ascii="Times New Roman" w:hAnsi="Times New Roman" w:eastAsia="Times New Roman" w:cs="Times New Roman"/>
@@ -15767,15 +16019,25 @@
         <w:rPr>
           <w:rFonts w:ascii="Times New Roman" w:hAnsi="Times New Roman" w:eastAsia="Times New Roman" w:cs="Times New Roman"/>
         </w:rPr>
-        <w:t xml:space="preserve"> NO</w:t>
-      </w:r>
-      <w:r>
-        <w:rPr>
-          <w:rFonts w:ascii="Times New Roman" w:hAnsi="Times New Roman" w:eastAsia="Times New Roman" w:cs="Times New Roman"/>
-          <w:vertAlign w:val="subscript"/>
-        </w:rPr>
-        <w:t>2</w:t>
-      </w:r>
+        <w:t xml:space="preserve"> </w:t>
+      </w:r>
+      <m:oMath>
+        <m:r>
+          <m:t>N</m:t>
+        </m:r>
+        <m:sSub>
+          <m:e>
+            <m:r>
+              <m:t>O</m:t>
+            </m:r>
+          </m:e>
+          <m:sub>
+            <m:r>
+              <m:t>2</m:t>
+            </m:r>
+          </m:sub>
+        </m:sSub>
+      </m:oMath>
       <w:r>
         <w:rPr>
           <w:rFonts w:ascii="Times New Roman" w:hAnsi="Times New Roman" w:eastAsia="Times New Roman" w:cs="Times New Roman"/>
@@ -15857,20 +16119,33 @@
         <w:rPr>
           <w:rFonts w:ascii="Times New Roman" w:hAnsi="Times New Roman" w:eastAsia="Times New Roman" w:cs="Times New Roman"/>
         </w:rPr>
-        <w:t xml:space="preserve"> N</w:t>
-      </w:r>
-      <w:r>
-        <w:rPr>
-          <w:rFonts w:ascii="Times New Roman" w:hAnsi="Times New Roman" w:eastAsia="Times New Roman" w:cs="Times New Roman"/>
-          <w:vertAlign w:val="subscript"/>
-        </w:rPr>
-        <w:t>2</w:t>
-      </w:r>
-      <w:r>
-        <w:rPr>
-          <w:rFonts w:ascii="Times New Roman" w:hAnsi="Times New Roman" w:eastAsia="Times New Roman" w:cs="Times New Roman"/>
-        </w:rPr>
-        <w:t xml:space="preserve"> 。</w:t>
+        <w:t xml:space="preserve"> </w:t>
+      </w:r>
+      <m:oMath>
+        <m:sSub>
+          <m:e>
+            <m:r>
+              <m:t>N</m:t>
+            </m:r>
+          </m:e>
+          <m:sub>
+            <m:r>
+              <m:t>2</m:t>
+            </m:r>
+          </m:sub>
+        </m:sSub>
+      </m:oMath>
+      <w:r>
+        <w:rPr>
+          <w:rFonts w:ascii="Times New Roman" w:hAnsi="Times New Roman" w:eastAsia="Times New Roman" w:cs="Times New Roman"/>
+        </w:rPr>
+        <w:t xml:space="preserve"> </w:t>
+      </w:r>
+      <w:r>
+        <w:rPr>
+          <w:rFonts w:ascii="Times New Roman" w:hAnsi="Times New Roman" w:eastAsia="Times New Roman" w:cs="Times New Roman"/>
+        </w:rPr>
+        <w:t xml:space="preserve">。</w:t>
       </w:r>
     </w:p>
     <w:p>
@@ -15881,15 +16156,31 @@
         <w:rPr>
           <w:rFonts w:ascii="Times New Roman" w:hAnsi="Times New Roman" w:eastAsia="Times New Roman" w:cs="Times New Roman"/>
         </w:rPr>
-        <w:t>③ NO</w:t>
-      </w:r>
-      <w:r>
-        <w:rPr>
-          <w:rFonts w:ascii="Times New Roman" w:hAnsi="Times New Roman" w:eastAsia="Times New Roman" w:cs="Times New Roman"/>
-          <w:vertAlign w:val="subscript"/>
-        </w:rPr>
-        <w:t>2</w:t>
-      </w:r>
+        <w:t xml:space="preserve">③</w:t>
+      </w:r>
+      <w:r>
+        <w:rPr>
+          <w:rFonts w:ascii="Times New Roman" w:hAnsi="Times New Roman" w:eastAsia="Times New Roman" w:cs="Times New Roman"/>
+        </w:rPr>
+        <w:t xml:space="preserve"> </w:t>
+      </w:r>
+      <m:oMath>
+        <m:r>
+          <m:t>N</m:t>
+        </m:r>
+        <m:sSub>
+          <m:e>
+            <m:r>
+              <m:t>O</m:t>
+            </m:r>
+          </m:e>
+          <m:sub>
+            <m:r>
+              <m:t>2</m:t>
+            </m:r>
+          </m:sub>
+        </m:sSub>
+      </m:oMath>
       <w:r>
         <w:rPr>
           <w:rFonts w:ascii="Times New Roman" w:hAnsi="Times New Roman" w:eastAsia="Times New Roman" w:cs="Times New Roman"/>
@@ -16226,15 +16517,25 @@
         <w:rPr>
           <w:rFonts w:ascii="Times New Roman" w:hAnsi="Times New Roman" w:eastAsia="Times New Roman" w:cs="Times New Roman"/>
         </w:rPr>
-        <w:t xml:space="preserve"> NO</w:t>
-      </w:r>
-      <w:r>
-        <w:rPr>
-          <w:rFonts w:ascii="Times New Roman" w:hAnsi="Times New Roman" w:eastAsia="Times New Roman" w:cs="Times New Roman"/>
-          <w:vertAlign w:val="subscript"/>
-        </w:rPr>
-        <w:t>2</w:t>
-      </w:r>
+        <w:t xml:space="preserve"> </w:t>
+      </w:r>
+      <m:oMath>
+        <m:r>
+          <m:t>N</m:t>
+        </m:r>
+        <m:sSub>
+          <m:e>
+            <m:r>
+              <m:t>O</m:t>
+            </m:r>
+          </m:e>
+          <m:sub>
+            <m:r>
+              <m:t>2</m:t>
+            </m:r>
+          </m:sub>
+        </m:sSub>
+      </m:oMath>
       <w:r>
         <w:rPr>
           <w:rFonts w:ascii="Times New Roman" w:hAnsi="Times New Roman" w:eastAsia="Times New Roman" w:cs="Times New Roman"/>
@@ -16336,15 +16637,25 @@
         <w:rPr>
           <w:rFonts w:ascii="Times New Roman" w:hAnsi="Times New Roman" w:eastAsia="Times New Roman" w:cs="Times New Roman"/>
         </w:rPr>
-        <w:t xml:space="preserve"> NO</w:t>
-      </w:r>
-      <w:r>
-        <w:rPr>
-          <w:rFonts w:ascii="Times New Roman" w:hAnsi="Times New Roman" w:eastAsia="Times New Roman" w:cs="Times New Roman"/>
-          <w:vertAlign w:val="subscript"/>
-        </w:rPr>
-        <w:t>2</w:t>
-      </w:r>
+        <w:t xml:space="preserve"> </w:t>
+      </w:r>
+      <m:oMath>
+        <m:r>
+          <m:t>N</m:t>
+        </m:r>
+        <m:sSub>
+          <m:e>
+            <m:r>
+              <m:t>O</m:t>
+            </m:r>
+          </m:e>
+          <m:sub>
+            <m:r>
+              <m:t>2</m:t>
+            </m:r>
+          </m:sub>
+        </m:sSub>
+      </m:oMath>
       <w:r>
         <w:rPr>
           <w:rFonts w:ascii="Times New Roman" w:hAnsi="Times New Roman" w:eastAsia="Times New Roman" w:cs="Times New Roman"/>
@@ -16512,20 +16823,36 @@
         <w:rPr>
           <w:rFonts w:ascii="Times New Roman" w:hAnsi="Times New Roman" w:eastAsia="Times New Roman" w:cs="Times New Roman"/>
         </w:rPr>
-        <w:t xml:space="preserve"> NO</w:t>
-      </w:r>
-      <w:r>
-        <w:rPr>
-          <w:rFonts w:ascii="Times New Roman" w:hAnsi="Times New Roman" w:eastAsia="Times New Roman" w:cs="Times New Roman"/>
-          <w:vertAlign w:val="subscript"/>
-        </w:rPr>
-        <w:t>2</w:t>
-      </w:r>
-      <w:r>
-        <w:rPr>
-          <w:rFonts w:ascii="Times New Roman" w:hAnsi="Times New Roman" w:eastAsia="Times New Roman" w:cs="Times New Roman"/>
-        </w:rPr>
-        <w:t xml:space="preserve"> , </w:t>
+        <w:t xml:space="preserve"> </w:t>
+      </w:r>
+      <m:oMath>
+        <m:r>
+          <m:t>N</m:t>
+        </m:r>
+        <m:sSub>
+          <m:e>
+            <m:r>
+              <m:t>O</m:t>
+            </m:r>
+          </m:e>
+          <m:sub>
+            <m:r>
+              <m:t>2</m:t>
+            </m:r>
+          </m:sub>
+        </m:sSub>
+      </m:oMath>
+      <w:r>
+        <w:rPr>
+          <w:rFonts w:ascii="Times New Roman" w:hAnsi="Times New Roman" w:eastAsia="Times New Roman" w:cs="Times New Roman"/>
+        </w:rPr>
+        <w:t xml:space="preserve"> </w:t>
+      </w:r>
+      <w:r>
+        <w:rPr>
+          <w:rFonts w:ascii="Times New Roman" w:hAnsi="Times New Roman" w:eastAsia="Times New Roman" w:cs="Times New Roman"/>
+        </w:rPr>
+        <w:t xml:space="preserve">, </w:t>
       </w:r>
       <w:r>
         <w:rPr>
@@ -16549,15 +16876,25 @@
         <w:rPr>
           <w:rFonts w:ascii="Times New Roman" w:hAnsi="Times New Roman" w:eastAsia="Times New Roman" w:cs="Times New Roman"/>
         </w:rPr>
-        <w:t xml:space="preserve"> NO</w:t>
-      </w:r>
-      <w:r>
-        <w:rPr>
-          <w:rFonts w:ascii="Times New Roman" w:hAnsi="Times New Roman" w:eastAsia="Times New Roman" w:cs="Times New Roman"/>
-          <w:vertAlign w:val="subscript"/>
-        </w:rPr>
-        <w:t>2</w:t>
-      </w:r>
+        <w:t xml:space="preserve"> </w:t>
+      </w:r>
+      <m:oMath>
+        <m:r>
+          <m:t>N</m:t>
+        </m:r>
+        <m:sSub>
+          <m:e>
+            <m:r>
+              <m:t>O</m:t>
+            </m:r>
+          </m:e>
+          <m:sub>
+            <m:r>
+              <m:t>2</m:t>
+            </m:r>
+          </m:sub>
+        </m:sSub>
+      </m:oMath>
       <w:r>
         <w:rPr>
           <w:rFonts w:ascii="Times New Roman" w:hAnsi="Times New Roman" w:eastAsia="Times New Roman" w:cs="Times New Roman"/>
@@ -16749,15 +17086,25 @@
         <w:rPr>
           <w:rFonts w:ascii="Times New Roman" w:hAnsi="Times New Roman" w:eastAsia="Times New Roman" w:cs="Times New Roman"/>
         </w:rPr>
-        <w:t xml:space="preserve"> NO</w:t>
-      </w:r>
-      <w:r>
-        <w:rPr>
-          <w:rFonts w:ascii="Times New Roman" w:hAnsi="Times New Roman" w:eastAsia="Times New Roman" w:cs="Times New Roman"/>
-          <w:vertAlign w:val="subscript"/>
-        </w:rPr>
-        <w:t>2</w:t>
-      </w:r>
+        <w:t xml:space="preserve"> </w:t>
+      </w:r>
+      <m:oMath>
+        <m:r>
+          <m:t>N</m:t>
+        </m:r>
+        <m:sSub>
+          <m:e>
+            <m:r>
+              <m:t>O</m:t>
+            </m:r>
+          </m:e>
+          <m:sub>
+            <m:r>
+              <m:t>2</m:t>
+            </m:r>
+          </m:sub>
+        </m:sSub>
+      </m:oMath>
       <w:r>
         <w:rPr>
           <w:rFonts w:ascii="Times New Roman" w:hAnsi="Times New Roman" w:eastAsia="Times New Roman" w:cs="Times New Roman"/>
@@ -17414,15 +17761,31 @@
         <w:rPr>
           <w:rFonts w:hint="eastAsia" w:ascii="Times New Roman" w:hAnsi="Times New Roman" w:eastAsia="Times New Roman" w:cs="Times New Roman"/>
         </w:rPr>
-        <w:t>：FeCl</w:t>
-      </w:r>
-      <w:r>
-        <w:rPr>
-          <w:rFonts w:hint="eastAsia" w:ascii="Times New Roman" w:hAnsi="Times New Roman" w:eastAsia="Times New Roman" w:cs="Times New Roman"/>
-          <w:vertAlign w:val="subscript"/>
-        </w:rPr>
-        <w:t>2</w:t>
-      </w:r>
+        <w:t>：</w:t>
+      </w:r>
+      <m:oMath>
+        <m:r>
+          <m:t>F</m:t>
+        </m:r>
+        <m:r>
+          <m:t>e</m:t>
+        </m:r>
+        <m:r>
+          <m:t>C</m:t>
+        </m:r>
+        <m:sSub>
+          <m:e>
+            <m:r>
+              <m:t>l</m:t>
+            </m:r>
+          </m:e>
+          <m:sub>
+            <m:r>
+              <m:t>2</m:t>
+            </m:r>
+          </m:sub>
+        </m:sSub>
+      </m:oMath>
       <w:r>
         <w:rPr>
           <w:rFonts w:ascii="Times New Roman" w:hAnsi="Times New Roman" w:eastAsia="Times New Roman" w:cs="Times New Roman"/>
@@ -17527,15 +17890,31 @@
         <w:rPr>
           <w:rFonts w:ascii="Times New Roman" w:hAnsi="Times New Roman" w:eastAsia="Times New Roman" w:cs="Times New Roman"/>
         </w:rPr>
-        <w:t>、FeCl</w:t>
-      </w:r>
-      <w:r>
-        <w:rPr>
-          <w:rFonts w:ascii="Times New Roman" w:hAnsi="Times New Roman" w:eastAsia="Times New Roman" w:cs="Times New Roman"/>
-          <w:vertAlign w:val="subscript"/>
-        </w:rPr>
-        <w:t>3</w:t>
-      </w:r>
+        <w:t xml:space="preserve">、</w:t>
+      </w:r>
+      <m:oMath>
+        <m:r>
+          <m:t>F</m:t>
+        </m:r>
+        <m:r>
+          <m:t>e</m:t>
+        </m:r>
+        <m:r>
+          <m:t>C</m:t>
+        </m:r>
+        <m:sSub>
+          <m:e>
+            <m:r>
+              <m:t>l</m:t>
+            </m:r>
+          </m:e>
+          <m:sub>
+            <m:r>
+              <m:t>3</m:t>
+            </m:r>
+          </m:sub>
+        </m:sSub>
+      </m:oMath>
       <w:r>
         <w:rPr>
           <w:rFonts w:ascii="Times New Roman" w:hAnsi="Times New Roman" w:eastAsia="Times New Roman" w:cs="Times New Roman"/>
@@ -19594,22 +19973,36 @@
         <w:rPr>
           <w:rFonts w:ascii="Times New Roman" w:hAnsi="Times New Roman" w:eastAsia="Times New Roman" w:cs="Times New Roman"/>
         </w:rPr>
-        <w:t xml:space="preserve"> SO</w:t>
-      </w:r>
-      <w:r>
-        <w:rPr>
-          <w:rFonts w:ascii="Times New Roman" w:hAnsi="Times New Roman" w:eastAsia="Times New Roman" w:cs="Times New Roman"/>
-          <w:vertAlign w:val="subscript"/>
-        </w:rPr>
-        <w:t>4</w:t>
-      </w:r>
-      <w:r>
-        <w:rPr>
-          <w:rFonts w:ascii="Times New Roman" w:hAnsi="Times New Roman" w:eastAsia="Times New Roman" w:cs="Times New Roman"/>
-          <w:vertAlign w:val="superscript"/>
-        </w:rPr>
-        <w:t>2-</w:t>
-      </w:r>
+        <w:t xml:space="preserve"> </w:t>
+      </w:r>
+      <m:oMath>
+        <m:r>
+          <m:t>S</m:t>
+        </m:r>
+        <m:sSubSup>
+          <m:e>
+            <m:r>
+              <m:t>O</m:t>
+            </m:r>
+          </m:e>
+          <m:sub>
+            <m:r>
+              <m:t>4</m:t>
+            </m:r>
+          </m:sub>
+          <m:sup>
+            <m:r>
+              <m:t>2</m:t>
+            </m:r>
+            <m:r>
+              <m:rPr>
+                <m:sty m:val="p"/>
+              </m:rPr>
+              <m:t>−</m:t>
+            </m:r>
+          </m:sup>
+        </m:sSubSup>
+      </m:oMath>
       <w:r>
         <w:rPr>
           <w:rFonts w:ascii="Times New Roman" w:hAnsi="Times New Roman" w:eastAsia="Times New Roman" w:cs="Times New Roman"/>
@@ -19696,15 +20089,31 @@
         <w:rPr>
           <w:rFonts w:ascii="Times New Roman" w:hAnsi="Times New Roman" w:eastAsia="Times New Roman" w:cs="Times New Roman"/>
         </w:rPr>
-        <w:t xml:space="preserve"> CuSO</w:t>
-      </w:r>
-      <w:r>
-        <w:rPr>
-          <w:rFonts w:ascii="Times New Roman" w:hAnsi="Times New Roman" w:eastAsia="Times New Roman" w:cs="Times New Roman"/>
-          <w:vertAlign w:val="subscript"/>
-        </w:rPr>
-        <w:t>4</w:t>
-      </w:r>
+        <w:t xml:space="preserve"> </w:t>
+      </w:r>
+      <m:oMath>
+        <m:r>
+          <m:t>C</m:t>
+        </m:r>
+        <m:r>
+          <m:t>u</m:t>
+        </m:r>
+        <m:r>
+          <m:t>S</m:t>
+        </m:r>
+        <m:sSub>
+          <m:e>
+            <m:r>
+              <m:t>O</m:t>
+            </m:r>
+          </m:e>
+          <m:sub>
+            <m:r>
+              <m:t>4</m:t>
+            </m:r>
+          </m:sub>
+        </m:sSub>
+      </m:oMath>
       <w:r>
         <w:rPr>
           <w:rFonts w:ascii="Times New Roman" w:hAnsi="Times New Roman" w:eastAsia="Times New Roman" w:cs="Times New Roman"/>
@@ -23004,7 +23413,7 @@
     <ns0:name ns0:val="Verbatim Char"/>
     <ns0:basedOn ns0:val="BodyTextChar"/>
     <ns0:rPr>
-      <ns0:rFonts ns0:ascii="Times New Roman" ns0:cs="Times New Roman" ns0:eastAsia="FangSong" ns0:hAnsi="Times New Roman"/>
+      <ns0:rFonts ns0:ascii="SimSun" ns0:cs="SimSun" ns0:eastAsia="SimSun" ns0:hAnsi="SimSun"/>
       <ns0:b ns0:val="0"/>
       <ns0:sz ns0:val="20"/>
     </ns0:rPr>
@@ -23058,7 +23467,7 @@
       <w:wordWrap w:val="off"/>
     </w:pPr>
     <ns0:rPr>
-      <w:rFonts ns0:ascii="Times New Roman" ns0:hAnsi="Times New Roman" ns0:eastAsia="FangSong" ns0:cs="Times New Roman"/>
+      <w:rFonts ns0:ascii="SimSun" ns0:hAnsi="SimSun" ns0:eastAsia="SimSun" ns0:cs="SimSun"/>
     </ns0:rPr>
   </w:style>
   <w:style w:type="character" w:customStyle="1" w:styleId="KeywordTok">

--- a/00-首页/题组Word/专项卷/一分册/专项卷IV-教师版.docx
+++ b/00-首页/题组Word/专项卷/一分册/专项卷IV-教师版.docx
@@ -700,6 +700,8 @@
           <w:ilvl w:val="0"/>
           <w:numId w:val="1001"/>
         </w:numPr>
+        <w:ind w:left="480" w:hanging="480"/>
+        <w:spacing w:after="0"/>
       </w:pPr>
       <w:r>
         <w:rPr>
@@ -737,6 +739,16 @@
         </w:rPr>
         <w:t xml:space="preserve"> </w:t>
       </w:r>
+    </w:p>
+    <w:p>
+      <w:pPr>
+        <w:numPr>
+          <w:ilvl w:val="0"/>
+          <w:numId w:val="1001"/>
+        </w:numPr>
+        <w:ind w:left="480" w:hanging="480"/>
+        <w:spacing w:before="0" w:after="0"/>
+      </w:pPr>
       <w:r>
         <w:rPr>
           <w:rFonts w:ascii="Times New Roman" w:hAnsi="Times New Roman" w:eastAsia="Times New Roman" w:cs="Times New Roman"/>
@@ -779,6 +791,16 @@
         </w:rPr>
         <w:t xml:space="preserve"> </w:t>
       </w:r>
+    </w:p>
+    <w:p>
+      <w:pPr>
+        <w:numPr>
+          <w:ilvl w:val="0"/>
+          <w:numId w:val="1001"/>
+        </w:numPr>
+        <w:ind w:left="480" w:hanging="480"/>
+        <w:spacing w:before="0" w:after="0"/>
+      </w:pPr>
       <w:r>
         <w:rPr>
           <w:rFonts w:ascii="Times New Roman" w:hAnsi="Times New Roman" w:eastAsia="Times New Roman" w:cs="Times New Roman"/>
@@ -821,6 +843,16 @@
         </w:rPr>
         <w:t xml:space="preserve"> </w:t>
       </w:r>
+    </w:p>
+    <w:p>
+      <w:pPr>
+        <w:numPr>
+          <w:ilvl w:val="0"/>
+          <w:numId w:val="1001"/>
+        </w:numPr>
+        <w:ind w:left="480" w:hanging="480"/>
+        <w:spacing w:before="0" w:after="0"/>
+      </w:pPr>
       <w:r>
         <w:rPr>
           <w:rFonts w:ascii="Times New Roman" w:hAnsi="Times New Roman" w:eastAsia="Times New Roman" w:cs="Times New Roman"/>
@@ -863,6 +895,16 @@
         </w:rPr>
         <w:t xml:space="preserve"> </w:t>
       </w:r>
+    </w:p>
+    <w:p>
+      <w:pPr>
+        <w:numPr>
+          <w:ilvl w:val="0"/>
+          <w:numId w:val="1001"/>
+        </w:numPr>
+        <w:ind w:left="480" w:hanging="480"/>
+        <w:spacing w:before="0" w:after="180"/>
+      </w:pPr>
       <w:r>
         <w:rPr>
           <w:rFonts w:ascii="Times New Roman" w:hAnsi="Times New Roman" w:eastAsia="Times New Roman" w:cs="Times New Roman"/>
@@ -4981,7 +5023,7 @@
         </w:rPr>
         <w:drawing>
           <wp:inline>
-            <wp:extent cx="3600000" cy="2068749"/>
+            <wp:extent cx="3600000" cy="2066087"/>
             <wp:effectExtent b="0" l="0" r="0" t="0"/>
             <wp:docPr descr="" title="" id="25" name="Picture"/>
             <a:graphic>
@@ -5002,7 +5044,7 @@
                   <pic:spPr bwMode="auto">
                     <a:xfrm>
                       <a:off x="0" y="0"/>
-                      <a:ext cx="3600000" cy="2068749"/>
+                      <a:ext cx="3600000" cy="2066087"/>
                     </a:xfrm>
                     <a:prstGeom prst="rect">
                       <a:avLst/>
@@ -12080,7 +12122,7 @@
         </w:rPr>
         <w:drawing>
           <wp:inline>
-            <wp:extent cx="2413000" cy="2120900"/>
+            <wp:extent cx="2413000" cy="2088672"/>
             <wp:effectExtent b="0" l="0" r="0" t="0"/>
             <wp:docPr descr="" title="" id="55" name="Picture"/>
             <a:graphic>
@@ -12101,7 +12143,7 @@
                   <pic:spPr bwMode="auto">
                     <a:xfrm>
                       <a:off x="0" y="0"/>
-                      <a:ext cx="2413000" cy="2120900"/>
+                      <a:ext cx="2413000" cy="2088672"/>
                     </a:xfrm>
                     <a:prstGeom prst="rect">
                       <a:avLst/>
@@ -12845,7 +12887,7 @@
         </w:rPr>
         <w:drawing>
           <wp:inline>
-            <wp:extent cx="3600000" cy="2314960"/>
+            <wp:extent cx="3600000" cy="2304762"/>
             <wp:effectExtent b="0" l="0" r="0" t="0"/>
             <wp:docPr descr="" title="" id="58" name="Picture"/>
             <a:graphic>
@@ -12866,7 +12908,7 @@
                   <pic:spPr bwMode="auto">
                     <a:xfrm>
                       <a:off x="0" y="0"/>
-                      <a:ext cx="3600000" cy="2314960"/>
+                      <a:ext cx="3600000" cy="2304762"/>
                     </a:xfrm>
                     <a:prstGeom prst="rect">
                       <a:avLst/>
@@ -13551,7 +13593,7 @@
         </w:rPr>
         <w:drawing>
           <wp:inline>
-            <wp:extent cx="2933700" cy="2984500"/>
+            <wp:extent cx="2932596" cy="2984500"/>
             <wp:effectExtent b="0" l="0" r="0" t="0"/>
             <wp:docPr descr="" title="" id="63" name="Picture"/>
             <a:graphic>
@@ -13572,7 +13614,7 @@
                   <pic:spPr bwMode="auto">
                     <a:xfrm>
                       <a:off x="0" y="0"/>
-                      <a:ext cx="2933700" cy="2984500"/>
+                      <a:ext cx="2932596" cy="2984500"/>
                     </a:xfrm>
                     <a:prstGeom prst="rect">
                       <a:avLst/>

--- a/00-首页/题组Word/专项卷/一分册/专项卷IV-教师版.docx
+++ b/00-首页/题组Word/专项卷/一分册/专项卷IV-教师版.docx
@@ -2498,7 +2498,7 @@
               <m:rPr>
                 <m:sty m:val="p"/>
               </m:rPr>
-              <m:t>​</m:t>
+              <m:t xml:space="preserve"> </m:t>
             </m:r>
           </m:e>
           <m:sup>

--- a/00-首页/题组Word/专项卷/一分册/专项卷IV-教师版.docx
+++ b/00-首页/题组Word/专项卷/一分册/专项卷IV-教师版.docx
@@ -700,8 +700,8 @@
           <w:ilvl w:val="0"/>
           <w:numId w:val="1001"/>
         </w:numPr>
+        <w:spacing w:before="0" w:after="0"/>
         <w:ind w:left="480" w:hanging="480"/>
-        <w:spacing w:after="0"/>
       </w:pPr>
       <w:r>
         <w:rPr>
@@ -746,8 +746,8 @@
           <w:ilvl w:val="0"/>
           <w:numId w:val="1001"/>
         </w:numPr>
+        <w:spacing w:before="0" w:after="0"/>
         <w:ind w:left="480" w:hanging="480"/>
-        <w:spacing w:before="0" w:after="0"/>
       </w:pPr>
       <w:r>
         <w:rPr>
@@ -798,8 +798,8 @@
           <w:ilvl w:val="0"/>
           <w:numId w:val="1001"/>
         </w:numPr>
+        <w:spacing w:before="0" w:after="0"/>
         <w:ind w:left="480" w:hanging="480"/>
-        <w:spacing w:before="0" w:after="0"/>
       </w:pPr>
       <w:r>
         <w:rPr>
@@ -850,8 +850,8 @@
           <w:ilvl w:val="0"/>
           <w:numId w:val="1001"/>
         </w:numPr>
+        <w:spacing w:before="0" w:after="0"/>
         <w:ind w:left="480" w:hanging="480"/>
-        <w:spacing w:before="0" w:after="0"/>
       </w:pPr>
       <w:r>
         <w:rPr>
@@ -902,8 +902,8 @@
           <w:ilvl w:val="0"/>
           <w:numId w:val="1001"/>
         </w:numPr>
+        <w:spacing w:before="0" w:after="0"/>
         <w:ind w:left="480" w:hanging="480"/>
-        <w:spacing w:before="0" w:after="180"/>
       </w:pPr>
       <w:r>
         <w:rPr>
@@ -1554,6 +1554,14 @@
       <w:tblPr>
         <w:tblStyle w:val="Table"/>
         <w:tblW w:type="auto" w:w="0"/>
+        <w:tblBorders>
+          <w:top w:val="single" w:sz="12" w:space="0" w:color="000000"/>
+          <w:left w:val="none" w:sz="0" w:space="0" w:color="auto"/>
+          <w:bottom w:val="single" w:sz="12" w:space="0" w:color="000000"/>
+          <w:right w:val="none" w:sz="0" w:space="0" w:color="auto"/>
+          <w:insideH w:val="none" w:sz="0" w:space="0" w:color="auto"/>
+          <w:insideV w:val="none" w:sz="0" w:space="0" w:color="auto"/>
+        </w:tblBorders>
         <w:tblLook w:firstRow="1" w:lastRow="0" w:firstColumn="0" w:lastColumn="0" w:noHBand="0" w:noVBand="0" w:val="0020"/>
       </w:tblPr>
       <w:tblGrid>
@@ -1565,7 +1573,11 @@
           <w:tblHeader w:val="on"/>
         </w:trPr>
         <w:tc>
-          <w:tcPr/>
+          <w:tcPr>
+            <w:tcBorders>
+              <w:bottom w:val="single" w:sz="8" w:space="0" w:color="000000"/>
+            </w:tcBorders>
+          </w:tcPr>
           <w:p>
             <w:pPr>
               <w:pStyle w:val="Compact"/>
@@ -1581,7 +1593,11 @@
           </w:p>
         </w:tc>
         <w:tc>
-          <w:tcPr/>
+          <w:tcPr>
+            <w:tcBorders>
+              <w:bottom w:val="single" w:sz="8" w:space="0" w:color="000000"/>
+            </w:tcBorders>
+          </w:tcPr>
           <w:p>
             <w:pPr>
               <w:pStyle w:val="Compact"/>
@@ -2587,6 +2603,14 @@
       <w:tblPr>
         <w:tblStyle w:val="Table"/>
         <w:tblW w:type="auto" w:w="0"/>
+        <w:tblBorders>
+          <w:top w:val="single" w:sz="12" w:space="0" w:color="000000"/>
+          <w:left w:val="none" w:sz="0" w:space="0" w:color="auto"/>
+          <w:bottom w:val="single" w:sz="12" w:space="0" w:color="000000"/>
+          <w:right w:val="none" w:sz="0" w:space="0" w:color="auto"/>
+          <w:insideH w:val="none" w:sz="0" w:space="0" w:color="auto"/>
+          <w:insideV w:val="none" w:sz="0" w:space="0" w:color="auto"/>
+        </w:tblBorders>
         <w:tblLook w:firstRow="1" w:lastRow="0" w:firstColumn="0" w:lastColumn="0" w:noHBand="0" w:noVBand="0" w:val="0020"/>
       </w:tblPr>
       <w:tblGrid>
@@ -2598,7 +2622,11 @@
           <w:tblHeader w:val="on"/>
         </w:trPr>
         <w:tc>
-          <w:tcPr/>
+          <w:tcPr>
+            <w:tcBorders>
+              <w:bottom w:val="single" w:sz="8" w:space="0" w:color="000000"/>
+            </w:tcBorders>
+          </w:tcPr>
           <w:p>
             <w:pPr>
               <w:pStyle w:val="Compact"/>
@@ -2614,7 +2642,11 @@
           </w:p>
         </w:tc>
         <w:tc>
-          <w:tcPr/>
+          <w:tcPr>
+            <w:tcBorders>
+              <w:bottom w:val="single" w:sz="8" w:space="0" w:color="000000"/>
+            </w:tcBorders>
+          </w:tcPr>
           <w:p>
             <w:pPr>
               <w:pStyle w:val="Compact"/>
@@ -2950,6 +2982,14 @@
       <w:tblPr>
         <w:tblStyle w:val="Table"/>
         <w:tblW w:type="auto" w:w="0"/>
+        <w:tblBorders>
+          <w:top w:val="single" w:sz="12" w:space="0" w:color="000000"/>
+          <w:left w:val="none" w:sz="0" w:space="0" w:color="auto"/>
+          <w:bottom w:val="single" w:sz="12" w:space="0" w:color="000000"/>
+          <w:right w:val="none" w:sz="0" w:space="0" w:color="auto"/>
+          <w:insideH w:val="none" w:sz="0" w:space="0" w:color="auto"/>
+          <w:insideV w:val="none" w:sz="0" w:space="0" w:color="auto"/>
+        </w:tblBorders>
         <w:tblLook w:firstRow="1" w:lastRow="0" w:firstColumn="0" w:lastColumn="0" w:noHBand="0" w:noVBand="0" w:val="0020"/>
       </w:tblPr>
       <w:tblGrid>
@@ -2961,7 +3001,11 @@
           <w:tblHeader w:val="on"/>
         </w:trPr>
         <w:tc>
-          <w:tcPr/>
+          <w:tcPr>
+            <w:tcBorders>
+              <w:bottom w:val="single" w:sz="8" w:space="0" w:color="000000"/>
+            </w:tcBorders>
+          </w:tcPr>
           <w:p>
             <w:pPr>
               <w:pStyle w:val="Compact"/>
@@ -2977,7 +3021,11 @@
           </w:p>
         </w:tc>
         <w:tc>
-          <w:tcPr/>
+          <w:tcPr>
+            <w:tcBorders>
+              <w:bottom w:val="single" w:sz="8" w:space="0" w:color="000000"/>
+            </w:tcBorders>
+          </w:tcPr>
           <w:p>
             <w:pPr>
               <w:pStyle w:val="Compact"/>
@@ -3424,6 +3472,14 @@
       <w:tblPr>
         <w:tblStyle w:val="Table"/>
         <w:tblW w:type="auto" w:w="0"/>
+        <w:tblBorders>
+          <w:top w:val="single" w:sz="12" w:space="0" w:color="000000"/>
+          <w:left w:val="none" w:sz="0" w:space="0" w:color="auto"/>
+          <w:bottom w:val="single" w:sz="12" w:space="0" w:color="000000"/>
+          <w:right w:val="none" w:sz="0" w:space="0" w:color="auto"/>
+          <w:insideH w:val="none" w:sz="0" w:space="0" w:color="auto"/>
+          <w:insideV w:val="none" w:sz="0" w:space="0" w:color="auto"/>
+        </w:tblBorders>
         <w:tblLook w:firstRow="1" w:lastRow="0" w:firstColumn="0" w:lastColumn="0" w:noHBand="0" w:noVBand="0" w:val="0020"/>
       </w:tblPr>
       <w:tblGrid>
@@ -3435,7 +3491,11 @@
           <w:tblHeader w:val="on"/>
         </w:trPr>
         <w:tc>
-          <w:tcPr/>
+          <w:tcPr>
+            <w:tcBorders>
+              <w:bottom w:val="single" w:sz="8" w:space="0" w:color="000000"/>
+            </w:tcBorders>
+          </w:tcPr>
           <w:p>
             <w:pPr>
               <w:pStyle w:val="Compact"/>
@@ -3451,7 +3511,11 @@
           </w:p>
         </w:tc>
         <w:tc>
-          <w:tcPr/>
+          <w:tcPr>
+            <w:tcBorders>
+              <w:bottom w:val="single" w:sz="8" w:space="0" w:color="000000"/>
+            </w:tcBorders>
+          </w:tcPr>
           <w:p>
             <w:pPr>
               <w:pStyle w:val="Compact"/>
@@ -3816,6 +3880,7 @@
     <w:p>
       <w:pPr>
         <w:pStyle w:val="FirstParagraph"/>
+        <w:spacing w:before="0" w:after="0"/>
       </w:pPr>
       <w:r>
         <w:rPr>
@@ -3857,6 +3922,7 @@
     <w:p>
       <w:pPr>
         <w:pStyle w:val="BodyText"/>
+        <w:spacing w:before="0" w:after="0"/>
       </w:pPr>
       <w:r>
         <w:rPr>
@@ -3898,6 +3964,7 @@
     <w:p>
       <w:pPr>
         <w:pStyle w:val="BodyText"/>
+        <w:spacing w:before="0" w:after="0"/>
       </w:pPr>
       <w:r>
         <w:rPr>
@@ -3915,6 +3982,7 @@
     <w:p>
       <w:pPr>
         <w:pStyle w:val="BodyText"/>
+        <w:spacing w:before="0" w:after="0"/>
       </w:pPr>
       <w:r>
         <w:rPr>
@@ -4388,6 +4456,7 @@
     <w:p>
       <w:pPr>
         <w:pStyle w:val="FirstParagraph"/>
+        <w:spacing w:before="0" w:after="0"/>
       </w:pPr>
       <w:r>
         <w:rPr>
@@ -4533,6 +4602,7 @@
     <w:p>
       <w:pPr>
         <w:pStyle w:val="BodyText"/>
+        <w:spacing w:before="0" w:after="0"/>
       </w:pPr>
       <w:r>
         <w:rPr>
@@ -4695,6 +4765,7 @@
     <w:p>
       <w:pPr>
         <w:pStyle w:val="BodyText"/>
+        <w:spacing w:before="0" w:after="0"/>
       </w:pPr>
       <w:r>
         <w:rPr>
@@ -4910,6 +4981,7 @@
     <w:p>
       <w:pPr>
         <w:pStyle w:val="BodyText"/>
+        <w:spacing w:before="0" w:after="0"/>
       </w:pPr>
       <w:r>
         <w:rPr>
@@ -5635,6 +5707,7 @@
     <w:p>
       <w:pPr>
         <w:pStyle w:val="FirstParagraph"/>
+        <w:spacing w:before="0" w:after="0"/>
       </w:pPr>
       <w:r>
         <w:rPr>
@@ -5704,6 +5777,7 @@
     <w:p>
       <w:pPr>
         <w:pStyle w:val="BodyText"/>
+        <w:spacing w:before="0" w:after="0"/>
       </w:pPr>
       <w:r>
         <w:rPr>
@@ -5770,6 +5844,7 @@
     <w:p>
       <w:pPr>
         <w:pStyle w:val="BodyText"/>
+        <w:spacing w:before="0" w:after="0"/>
       </w:pPr>
       <w:r>
         <w:rPr>
@@ -5845,6 +5920,7 @@
     <w:p>
       <w:pPr>
         <w:pStyle w:val="BodyText"/>
+        <w:spacing w:before="0" w:after="0"/>
       </w:pPr>
       <w:r>
         <w:rPr>
@@ -6707,6 +6783,14 @@
       <w:tblPr>
         <w:tblStyle w:val="Table"/>
         <w:tblW w:type="auto" w:w="0"/>
+        <w:tblBorders>
+          <w:top w:val="single" w:sz="12" w:space="0" w:color="000000"/>
+          <w:left w:val="none" w:sz="0" w:space="0" w:color="auto"/>
+          <w:bottom w:val="single" w:sz="12" w:space="0" w:color="000000"/>
+          <w:right w:val="none" w:sz="0" w:space="0" w:color="auto"/>
+          <w:insideH w:val="none" w:sz="0" w:space="0" w:color="auto"/>
+          <w:insideV w:val="none" w:sz="0" w:space="0" w:color="auto"/>
+        </w:tblBorders>
         <w:tblLook w:firstRow="1" w:lastRow="0" w:firstColumn="0" w:lastColumn="0" w:noHBand="0" w:noVBand="0" w:val="0020"/>
       </w:tblPr>
       <w:tblGrid>
@@ -6718,7 +6802,11 @@
           <w:tblHeader w:val="on"/>
         </w:trPr>
         <w:tc>
-          <w:tcPr/>
+          <w:tcPr>
+            <w:tcBorders>
+              <w:bottom w:val="single" w:sz="8" w:space="0" w:color="000000"/>
+            </w:tcBorders>
+          </w:tcPr>
           <w:p>
             <w:pPr>
               <w:pStyle w:val="Compact"/>
@@ -6734,7 +6822,11 @@
           </w:p>
         </w:tc>
         <w:tc>
-          <w:tcPr/>
+          <w:tcPr>
+            <w:tcBorders>
+              <w:bottom w:val="single" w:sz="8" w:space="0" w:color="000000"/>
+            </w:tcBorders>
+          </w:tcPr>
           <w:p>
             <w:pPr>
               <w:pStyle w:val="Compact"/>
@@ -7137,6 +7229,14 @@
       <w:tblPr>
         <w:tblStyle w:val="Table"/>
         <w:tblW w:type="auto" w:w="0"/>
+        <w:tblBorders>
+          <w:top w:val="single" w:sz="12" w:space="0" w:color="000000"/>
+          <w:left w:val="none" w:sz="0" w:space="0" w:color="auto"/>
+          <w:bottom w:val="single" w:sz="12" w:space="0" w:color="000000"/>
+          <w:right w:val="none" w:sz="0" w:space="0" w:color="auto"/>
+          <w:insideH w:val="none" w:sz="0" w:space="0" w:color="auto"/>
+          <w:insideV w:val="none" w:sz="0" w:space="0" w:color="auto"/>
+        </w:tblBorders>
         <w:tblLook w:firstRow="1" w:lastRow="0" w:firstColumn="0" w:lastColumn="0" w:noHBand="0" w:noVBand="0" w:val="0020"/>
       </w:tblPr>
       <w:tblGrid>
@@ -7148,7 +7248,11 @@
           <w:tblHeader w:val="on"/>
         </w:trPr>
         <w:tc>
-          <w:tcPr/>
+          <w:tcPr>
+            <w:tcBorders>
+              <w:bottom w:val="single" w:sz="8" w:space="0" w:color="000000"/>
+            </w:tcBorders>
+          </w:tcPr>
           <w:p>
             <w:pPr>
               <w:pStyle w:val="Compact"/>
@@ -7164,7 +7268,11 @@
           </w:p>
         </w:tc>
         <w:tc>
-          <w:tcPr/>
+          <w:tcPr>
+            <w:tcBorders>
+              <w:bottom w:val="single" w:sz="8" w:space="0" w:color="000000"/>
+            </w:tcBorders>
+          </w:tcPr>
           <w:p>
             <w:pPr>
               <w:pStyle w:val="Compact"/>
@@ -7602,6 +7710,14 @@
       <w:tblPr>
         <w:tblStyle w:val="Table"/>
         <w:tblW w:type="auto" w:w="0"/>
+        <w:tblBorders>
+          <w:top w:val="single" w:sz="12" w:space="0" w:color="000000"/>
+          <w:left w:val="none" w:sz="0" w:space="0" w:color="auto"/>
+          <w:bottom w:val="single" w:sz="12" w:space="0" w:color="000000"/>
+          <w:right w:val="none" w:sz="0" w:space="0" w:color="auto"/>
+          <w:insideH w:val="none" w:sz="0" w:space="0" w:color="auto"/>
+          <w:insideV w:val="none" w:sz="0" w:space="0" w:color="auto"/>
+        </w:tblBorders>
         <w:tblLook w:firstRow="1" w:lastRow="0" w:firstColumn="0" w:lastColumn="0" w:noHBand="0" w:noVBand="0" w:val="0020"/>
       </w:tblPr>
       <w:tblGrid>
@@ -7613,7 +7729,11 @@
           <w:tblHeader w:val="on"/>
         </w:trPr>
         <w:tc>
-          <w:tcPr/>
+          <w:tcPr>
+            <w:tcBorders>
+              <w:bottom w:val="single" w:sz="8" w:space="0" w:color="000000"/>
+            </w:tcBorders>
+          </w:tcPr>
           <w:p>
             <w:pPr>
               <w:pStyle w:val="Compact"/>
@@ -7629,7 +7749,11 @@
           </w:p>
         </w:tc>
         <w:tc>
-          <w:tcPr/>
+          <w:tcPr>
+            <w:tcBorders>
+              <w:bottom w:val="single" w:sz="8" w:space="0" w:color="000000"/>
+            </w:tcBorders>
+          </w:tcPr>
           <w:p>
             <w:pPr>
               <w:pStyle w:val="Compact"/>
@@ -8279,6 +8403,14 @@
       <w:tblPr>
         <w:tblStyle w:val="Table"/>
         <w:tblW w:type="auto" w:w="0"/>
+        <w:tblBorders>
+          <w:top w:val="single" w:sz="12" w:space="0" w:color="000000"/>
+          <w:left w:val="none" w:sz="0" w:space="0" w:color="auto"/>
+          <w:bottom w:val="single" w:sz="12" w:space="0" w:color="000000"/>
+          <w:right w:val="none" w:sz="0" w:space="0" w:color="auto"/>
+          <w:insideH w:val="none" w:sz="0" w:space="0" w:color="auto"/>
+          <w:insideV w:val="none" w:sz="0" w:space="0" w:color="auto"/>
+        </w:tblBorders>
         <w:tblLook w:firstRow="1" w:lastRow="0" w:firstColumn="0" w:lastColumn="0" w:noHBand="0" w:noVBand="0" w:val="0020"/>
       </w:tblPr>
       <w:tblGrid>
@@ -8290,7 +8422,11 @@
           <w:tblHeader w:val="on"/>
         </w:trPr>
         <w:tc>
-          <w:tcPr/>
+          <w:tcPr>
+            <w:tcBorders>
+              <w:bottom w:val="single" w:sz="8" w:space="0" w:color="000000"/>
+            </w:tcBorders>
+          </w:tcPr>
           <w:p>
             <w:pPr>
               <w:pStyle w:val="Compact"/>
@@ -8306,7 +8442,11 @@
           </w:p>
         </w:tc>
         <w:tc>
-          <w:tcPr/>
+          <w:tcPr>
+            <w:tcBorders>
+              <w:bottom w:val="single" w:sz="8" w:space="0" w:color="000000"/>
+            </w:tcBorders>
+          </w:tcPr>
           <w:p>
             <w:pPr>
               <w:pStyle w:val="Compact"/>
@@ -9810,6 +9950,14 @@
       <w:tblPr>
         <w:tblStyle w:val="Table"/>
         <w:tblW w:type="auto" w:w="0"/>
+        <w:tblBorders>
+          <w:top w:val="single" w:sz="12" w:space="0" w:color="000000"/>
+          <w:left w:val="none" w:sz="0" w:space="0" w:color="auto"/>
+          <w:bottom w:val="single" w:sz="12" w:space="0" w:color="000000"/>
+          <w:right w:val="none" w:sz="0" w:space="0" w:color="auto"/>
+          <w:insideH w:val="none" w:sz="0" w:space="0" w:color="auto"/>
+          <w:insideV w:val="none" w:sz="0" w:space="0" w:color="auto"/>
+        </w:tblBorders>
         <w:tblLook w:firstRow="1" w:lastRow="0" w:firstColumn="0" w:lastColumn="0" w:noHBand="0" w:noVBand="0" w:val="0020"/>
       </w:tblPr>
       <w:tblGrid>
@@ -9821,7 +9969,11 @@
           <w:tblHeader w:val="on"/>
         </w:trPr>
         <w:tc>
-          <w:tcPr/>
+          <w:tcPr>
+            <w:tcBorders>
+              <w:bottom w:val="single" w:sz="8" w:space="0" w:color="000000"/>
+            </w:tcBorders>
+          </w:tcPr>
           <w:p>
             <w:pPr>
               <w:pStyle w:val="Compact"/>
@@ -9837,7 +9989,11 @@
           </w:p>
         </w:tc>
         <w:tc>
-          <w:tcPr/>
+          <w:tcPr>
+            <w:tcBorders>
+              <w:bottom w:val="single" w:sz="8" w:space="0" w:color="000000"/>
+            </w:tcBorders>
+          </w:tcPr>
           <w:p>
             <w:pPr>
               <w:pStyle w:val="Compact"/>
@@ -10163,6 +10319,14 @@
         <w:tblStyle w:val="Table"/>
         <w:tblW w:type="pct" w:w="5000"/>
         <w:tblLayout w:type="fixed"/>
+        <w:tblBorders>
+          <w:top w:val="single" w:sz="12" w:space="0" w:color="000000"/>
+          <w:left w:val="none" w:sz="0" w:space="0" w:color="auto"/>
+          <w:bottom w:val="single" w:sz="12" w:space="0" w:color="000000"/>
+          <w:right w:val="none" w:sz="0" w:space="0" w:color="auto"/>
+          <w:insideH w:val="none" w:sz="0" w:space="0" w:color="auto"/>
+          <w:insideV w:val="none" w:sz="0" w:space="0" w:color="auto"/>
+        </w:tblBorders>
         <w:tblLook w:firstRow="1" w:lastRow="0" w:firstColumn="0" w:lastColumn="0" w:noHBand="0" w:noVBand="0" w:val="0020"/>
       </w:tblPr>
       <w:tblGrid>
@@ -10180,7 +10344,11 @@
           <w:tblHeader w:val="on"/>
         </w:trPr>
         <w:tc>
-          <w:tcPr/>
+          <w:tcPr>
+            <w:tcBorders>
+              <w:bottom w:val="single" w:sz="8" w:space="0" w:color="000000"/>
+            </w:tcBorders>
+          </w:tcPr>
           <w:p>
             <w:pPr>
               <w:pStyle w:val="Compact"/>
@@ -10203,7 +10371,11 @@
           </w:p>
         </w:tc>
         <w:tc>
-          <w:tcPr/>
+          <w:tcPr>
+            <w:tcBorders>
+              <w:bottom w:val="single" w:sz="8" w:space="0" w:color="000000"/>
+            </w:tcBorders>
+          </w:tcPr>
           <w:p>
             <w:pPr>
               <w:pStyle w:val="Compact"/>
@@ -10219,7 +10391,11 @@
           </w:p>
         </w:tc>
         <w:tc>
-          <w:tcPr/>
+          <w:tcPr>
+            <w:tcBorders>
+              <w:bottom w:val="single" w:sz="8" w:space="0" w:color="000000"/>
+            </w:tcBorders>
+          </w:tcPr>
           <w:p>
             <w:pPr>
               <w:pStyle w:val="Compact"/>
@@ -10235,7 +10411,11 @@
           </w:p>
         </w:tc>
         <w:tc>
-          <w:tcPr/>
+          <w:tcPr>
+            <w:tcBorders>
+              <w:bottom w:val="single" w:sz="8" w:space="0" w:color="000000"/>
+            </w:tcBorders>
+          </w:tcPr>
           <w:p>
             <w:pPr>
               <w:pStyle w:val="Compact"/>
@@ -10251,7 +10431,11 @@
           </w:p>
         </w:tc>
         <w:tc>
-          <w:tcPr/>
+          <w:tcPr>
+            <w:tcBorders>
+              <w:bottom w:val="single" w:sz="8" w:space="0" w:color="000000"/>
+            </w:tcBorders>
+          </w:tcPr>
           <w:p>
             <w:pPr>
               <w:pStyle w:val="Compact"/>
@@ -10267,7 +10451,11 @@
           </w:p>
         </w:tc>
         <w:tc>
-          <w:tcPr/>
+          <w:tcPr>
+            <w:tcBorders>
+              <w:bottom w:val="single" w:sz="8" w:space="0" w:color="000000"/>
+            </w:tcBorders>
+          </w:tcPr>
           <w:p>
             <w:pPr>
               <w:pStyle w:val="Compact"/>
@@ -10283,7 +10471,11 @@
           </w:p>
         </w:tc>
         <w:tc>
-          <w:tcPr/>
+          <w:tcPr>
+            <w:tcBorders>
+              <w:bottom w:val="single" w:sz="8" w:space="0" w:color="000000"/>
+            </w:tcBorders>
+          </w:tcPr>
           <w:p>
             <w:pPr>
               <w:pStyle w:val="Compact"/>
@@ -10299,7 +10491,11 @@
           </w:p>
         </w:tc>
         <w:tc>
-          <w:tcPr/>
+          <w:tcPr>
+            <w:tcBorders>
+              <w:bottom w:val="single" w:sz="8" w:space="0" w:color="000000"/>
+            </w:tcBorders>
+          </w:tcPr>
           <w:p>
             <w:pPr>
               <w:pStyle w:val="Compact"/>
@@ -10626,6 +10822,14 @@
       <w:tblPr>
         <w:tblStyle w:val="Table"/>
         <w:tblW w:type="auto" w:w="0"/>
+        <w:tblBorders>
+          <w:top w:val="single" w:sz="12" w:space="0" w:color="000000"/>
+          <w:left w:val="none" w:sz="0" w:space="0" w:color="auto"/>
+          <w:bottom w:val="single" w:sz="12" w:space="0" w:color="000000"/>
+          <w:right w:val="none" w:sz="0" w:space="0" w:color="auto"/>
+          <w:insideH w:val="none" w:sz="0" w:space="0" w:color="auto"/>
+          <w:insideV w:val="none" w:sz="0" w:space="0" w:color="auto"/>
+        </w:tblBorders>
         <w:tblLook w:firstRow="1" w:lastRow="0" w:firstColumn="0" w:lastColumn="0" w:noHBand="0" w:noVBand="0" w:val="0020"/>
       </w:tblPr>
       <w:tblGrid>
@@ -10637,7 +10841,11 @@
           <w:tblHeader w:val="on"/>
         </w:trPr>
         <w:tc>
-          <w:tcPr/>
+          <w:tcPr>
+            <w:tcBorders>
+              <w:bottom w:val="single" w:sz="8" w:space="0" w:color="000000"/>
+            </w:tcBorders>
+          </w:tcPr>
           <w:p>
             <w:pPr>
               <w:pStyle w:val="Compact"/>
@@ -10653,7 +10861,11 @@
           </w:p>
         </w:tc>
         <w:tc>
-          <w:tcPr/>
+          <w:tcPr>
+            <w:tcBorders>
+              <w:bottom w:val="single" w:sz="8" w:space="0" w:color="000000"/>
+            </w:tcBorders>
+          </w:tcPr>
           <w:p>
             <w:pPr>
               <w:pStyle w:val="Compact"/>
@@ -11502,6 +11714,7 @@
     <w:p>
       <w:pPr>
         <w:pStyle w:val="FirstParagraph"/>
+        <w:spacing w:before="0" w:after="0"/>
       </w:pPr>
       <w:r>
         <w:rPr>
@@ -11604,6 +11817,7 @@
     <w:p>
       <w:pPr>
         <w:pStyle w:val="BodyText"/>
+        <w:spacing w:before="0" w:after="0"/>
       </w:pPr>
       <w:r>
         <w:rPr>
@@ -11668,6 +11882,7 @@
     <w:p>
       <w:pPr>
         <w:pStyle w:val="BodyText"/>
+        <w:spacing w:before="0" w:after="0"/>
       </w:pPr>
       <w:r>
         <w:rPr>
@@ -11709,6 +11924,7 @@
     <w:p>
       <w:pPr>
         <w:pStyle w:val="BodyText"/>
+        <w:spacing w:before="0" w:after="0"/>
       </w:pPr>
       <w:r>
         <w:rPr>
@@ -12475,6 +12691,14 @@
       <w:tblPr>
         <w:tblStyle w:val="Table"/>
         <w:tblW w:type="auto" w:w="0"/>
+        <w:tblBorders>
+          <w:top w:val="single" w:sz="12" w:space="0" w:color="000000"/>
+          <w:left w:val="none" w:sz="0" w:space="0" w:color="auto"/>
+          <w:bottom w:val="single" w:sz="12" w:space="0" w:color="000000"/>
+          <w:right w:val="none" w:sz="0" w:space="0" w:color="auto"/>
+          <w:insideH w:val="none" w:sz="0" w:space="0" w:color="auto"/>
+          <w:insideV w:val="none" w:sz="0" w:space="0" w:color="auto"/>
+        </w:tblBorders>
         <w:tblLook w:firstRow="1" w:lastRow="0" w:firstColumn="0" w:lastColumn="0" w:noHBand="0" w:noVBand="0" w:val="0020"/>
       </w:tblPr>
       <w:tblGrid>
@@ -12487,7 +12711,11 @@
           <w:tblHeader w:val="on"/>
         </w:trPr>
         <w:tc>
-          <w:tcPr/>
+          <w:tcPr>
+            <w:tcBorders>
+              <w:bottom w:val="single" w:sz="8" w:space="0" w:color="000000"/>
+            </w:tcBorders>
+          </w:tcPr>
           <w:p>
             <w:pPr>
               <w:pStyle w:val="Compact"/>
@@ -12518,7 +12746,11 @@
           </w:p>
         </w:tc>
         <w:tc>
-          <w:tcPr/>
+          <w:tcPr>
+            <w:tcBorders>
+              <w:bottom w:val="single" w:sz="8" w:space="0" w:color="000000"/>
+            </w:tcBorders>
+          </w:tcPr>
           <w:p>
             <w:pPr>
               <w:pStyle w:val="Compact"/>
@@ -12548,7 +12780,11 @@
           </w:p>
         </w:tc>
         <w:tc>
-          <w:tcPr/>
+          <w:tcPr>
+            <w:tcBorders>
+              <w:bottom w:val="single" w:sz="8" w:space="0" w:color="000000"/>
+            </w:tcBorders>
+          </w:tcPr>
           <w:p>
             <w:pPr>
               <w:pStyle w:val="Compact"/>
@@ -13636,6 +13872,7 @@
     <w:p>
       <w:pPr>
         <w:pStyle w:val="BodyText"/>
+        <w:spacing w:before="0" w:after="0"/>
       </w:pPr>
       <w:r>
         <w:rPr>
@@ -13677,6 +13914,7 @@
     <w:p>
       <w:pPr>
         <w:pStyle w:val="BodyText"/>
+        <w:spacing w:before="0" w:after="0"/>
       </w:pPr>
       <w:r>
         <w:rPr>
@@ -13758,6 +13996,7 @@
     <w:p>
       <w:pPr>
         <w:pStyle w:val="BodyText"/>
+        <w:spacing w:before="0" w:after="0"/>
       </w:pPr>
       <w:r>
         <w:rPr>
@@ -13869,6 +14108,7 @@
     <w:p>
       <w:pPr>
         <w:pStyle w:val="BodyText"/>
+        <w:spacing w:before="0" w:after="0"/>
       </w:pPr>
       <w:r>
         <w:rPr>
@@ -14516,6 +14756,7 @@
     <w:p>
       <w:pPr>
         <w:pStyle w:val="BodyText"/>
+        <w:spacing w:before="0" w:after="0"/>
       </w:pPr>
       <w:r>
         <w:rPr>
@@ -14527,6 +14768,7 @@
     <w:p>
       <w:pPr>
         <w:pStyle w:val="BodyText"/>
+        <w:spacing w:before="0" w:after="0"/>
       </w:pPr>
       <w:r>
         <w:rPr>
@@ -14538,6 +14780,7 @@
     <w:p>
       <w:pPr>
         <w:pStyle w:val="BodyText"/>
+        <w:spacing w:before="0" w:after="0"/>
       </w:pPr>
       <w:r>
         <w:rPr>
@@ -14549,6 +14792,7 @@
     <w:p>
       <w:pPr>
         <w:pStyle w:val="BodyText"/>
+        <w:spacing w:before="0" w:after="0"/>
       </w:pPr>
       <w:r>
         <w:rPr>
@@ -22852,7 +23096,7 @@
     <ns0:rPr>
       <ns0:rFonts ns0:ascii="Times New Roman" ns0:cs="Times New Roman" ns0:eastAsia="SimHei" ns0:hAnsi="Times New Roman"/>
       <ns0:b/>
-      <ns0:color ns0:val="17324D"/>
+      <ns0:color ns0:val="000000"/>
       <ns0:sz ns0:val="44"/>
       <ns0:szCs ns0:val="56"/>
     </ns0:rPr>
@@ -22994,7 +23238,7 @@
     <ns0:rPr>
       <ns0:rFonts ns0:ascii="Times New Roman" ns0:cs="Times New Roman" ns0:eastAsia="SimHei" ns0:hAnsi="Times New Roman"/>
       <ns0:b/>
-      <ns0:color ns0:val="17324D"/>
+      <ns0:color ns0:val="000000"/>
       <ns0:sz ns0:val="32"/>
       <ns0:szCs ns0:val="40"/>
     </ns0:rPr>
@@ -23018,7 +23262,7 @@
     <ns0:rPr>
       <ns0:rFonts ns0:ascii="Times New Roman" ns0:cs="Times New Roman" ns0:eastAsia="SimHei" ns0:hAnsi="Times New Roman"/>
       <ns0:b/>
-      <ns0:color ns0:val="17324D"/>
+      <ns0:color ns0:val="000000"/>
       <ns0:sz ns0:val="28"/>
       <ns0:szCs ns0:val="32"/>
     </ns0:rPr>
@@ -23042,7 +23286,7 @@
     <ns0:rPr>
       <ns0:rFonts ns0:ascii="Times New Roman" ns0:cs="Times New Roman" ns0:eastAsia="SimHei" ns0:hAnsi="Times New Roman"/>
       <ns0:b/>
-      <ns0:color ns0:val="17324D"/>
+      <ns0:color ns0:val="000000"/>
       <ns0:sz ns0:val="25"/>
       <ns0:szCs ns0:val="28"/>
     </ns0:rPr>
